--- a/worlds/korvin-merrow/file-review/revision/filesystem/endocrinology_consultation_05212026.docx
+++ b/worlds/korvin-merrow/file-review/revision/filesystem/endocrinology_consultation_05212026.docx
@@ -501,7 +501,7 @@
       <w:r>
         <w:rPr>
           <w:rFonts w:ascii="Arial" w:hAnsi="Arial"/>
-          <w:b/>
+          <w:b w:val="0"/>
           <w:i w:val="0"/>
           <w:sz w:val="19"/>
         </w:rPr>
@@ -776,7 +776,7 @@
       <w:r>
         <w:rPr>
           <w:rFonts w:ascii="Arial" w:hAnsi="Arial"/>
-          <w:b/>
+          <w:b w:val="0"/>
           <w:i w:val="0"/>
           <w:sz w:val="19"/>
         </w:rPr>
@@ -824,7 +824,7 @@
       <w:r>
         <w:rPr>
           <w:rFonts w:ascii="Arial" w:hAnsi="Arial"/>
-          <w:b/>
+          <w:b w:val="0"/>
           <w:i w:val="0"/>
           <w:sz w:val="19"/>
         </w:rPr>
